--- a/exercises/Bài tập tổng hợp 50-53 - Mệnh đề quan hệ/Đề 1.docx
+++ b/exercises/Bài tập tổng hợp 50-53 - Mệnh đề quan hệ/Đề 1.docx
@@ -3,604 +3,2428 @@
 <w:document xmlns:w="http://schemas.openxmlformats.org/wordprocessingml/2006/main">
   <w:body>
     <w:p>
-      <w:r>
-        <w:rPr>
+      <w:pPr>
+        <w:spacing w:before="0" w:after="280"/>
+        <w:keepNext/>
+        <w:jc w:val="center"/>
+      </w:pPr>
+      <w:r>
+        <w:rPr>
+          <w:color w:val="000000"/>
           <w:b/>
         </w:rPr>
-        <w:t xml:space="preserve">ĐỀ TỔNG HỢP 50–53 – ĐỀ 1</w:t>
-      </w:r>
-    </w:p>
-    <w:p>
-      <w:r>
-        <w:t xml:space="preserve">RELATIVE PRONOUNS – RELATIVE ADVERBS – DEFINING / NON-DEFINING – REDUCED RELATIVE CLAUSES</w:t>
-      </w:r>
-    </w:p>
-    <w:p>
-      <w:r>
-        <w:t xml:space="preserve">Họ và tên: __________________________                         Điểm: ________/100</w:t>
-      </w:r>
-    </w:p>
-    <w:p>
-      <w:r>
-        <w:rPr>
+        <w:t>ĐỀ TỔNG HỢP 50–53 – ĐỀ 1</w:t>
+      </w:r>
+    </w:p>
+    <w:p>
+      <w:pPr>
+        <w:spacing w:before="0" w:after="180"/>
+        <w:jc w:val="center"/>
+      </w:pPr>
+      <w:r>
+        <w:rPr>
+          <w:color w:val="000000"/>
           <w:b/>
         </w:rPr>
-        <w:t xml:space="preserve">PHẦN 1. ĐẠI TỪ QUAN HỆ (10 điểm)</w:t>
-      </w:r>
-    </w:p>
-    <w:p>
-      <w:r>
-        <w:t xml:space="preserve">1. The woman ___ lives next door is a doctor.</w:t>
-      </w:r>
-    </w:p>
-    <w:p>
-      <w:r>
-        <w:t xml:space="preserve">2. The book ___ I borrowed is interesting.</w:t>
-      </w:r>
-    </w:p>
-    <w:p>
-      <w:r>
-        <w:t xml:space="preserve">3. The man to ___ I spoke was helpful.</w:t>
-      </w:r>
-    </w:p>
-    <w:p>
-      <w:r>
-        <w:t xml:space="preserve">4. This is the dog ___ saved the child.</w:t>
-      </w:r>
-    </w:p>
-    <w:p>
-      <w:r>
-        <w:t xml:space="preserve">5. The student ___ bag was lost called the office.</w:t>
-      </w:r>
-    </w:p>
-    <w:p>
-      <w:r>
-        <w:t xml:space="preserve">6. The people ___ we invited arrived early.</w:t>
-      </w:r>
-    </w:p>
-    <w:p>
-      <w:r>
-        <w:t xml:space="preserve">7. The phone ___ is on the desk is mine.</w:t>
-      </w:r>
-    </w:p>
-    <w:p>
-      <w:r>
-        <w:t xml:space="preserve">8. The teacher ___ teaches us English is from Hue.</w:t>
-      </w:r>
-    </w:p>
-    <w:p>
-      <w:r>
-        <w:t xml:space="preserve">9. The film ___ we watched was exciting.</w:t>
-      </w:r>
-    </w:p>
-    <w:p>
-      <w:r>
-        <w:t xml:space="preserve">10. The girl with ___ Lan traveled is her cousin.</w:t>
-      </w:r>
-    </w:p>
-    <w:p>
-      <w:r>
-        <w:rPr>
+        <w:t>RELATIVE PRONOUNS – RELATIVE ADVERBS – DEFINING / NON-DEFINING – REDUCED RELATIVE CLAUSES</w:t>
+      </w:r>
+    </w:p>
+    <w:p>
+      <w:pPr>
+        <w:spacing w:before="0" w:after="100"/>
+      </w:pPr>
+      <w:r>
+        <w:rPr>
+          <w:color w:val="000000"/>
+        </w:rPr>
+        <w:t>Họ và tên: __________________________                         Điểm: ________/100</w:t>
+      </w:r>
+    </w:p>
+    <w:p>
+      <w:pPr>
+        <w:spacing w:before="0" w:after="100"/>
+      </w:pPr>
+      <w:r>
+        <w:rPr>
+          <w:color w:val="000000"/>
+        </w:rPr>
+        <w:t>Phạm vi kiến thức: Bài 50–53 — đại từ quan hệ; trạng từ quan hệ; mệnh đề xác định/không xác định; mệnh đề quan hệ rút gọn.</w:t>
+      </w:r>
+    </w:p>
+    <w:p>
+      <w:pPr>
+        <w:spacing w:before="0" w:after="100"/>
+      </w:pPr>
+      <w:r>
+        <w:rPr>
+          <w:color w:val="000000"/>
+        </w:rPr>
+        <w:t>Thời gian làm bài dự kiến: 90 phút.</w:t>
+      </w:r>
+    </w:p>
+    <w:p>
+      <w:pPr>
+        <w:spacing w:before="0" w:after="100"/>
+      </w:pPr>
+      <w:r>
+        <w:rPr>
+          <w:color w:val="000000"/>
+        </w:rPr>
+        <w:t>Tổng điểm: 100 điểm.</w:t>
+      </w:r>
+    </w:p>
+    <w:p>
+      <w:pPr>
+        <w:spacing w:before="0" w:after="120"/>
+      </w:pPr>
+      <w:r>
+        <w:rPr>
+          <w:color w:val="000000"/>
+        </w:rPr>
+        <w:t>Hướng dẫn chung: Làm lần lượt từng phần và kiểm tra vai trò của đại từ/trạng từ quan hệ, dấu phẩy cùng cách rút gọn mệnh đề trước khi nộp bài.</w:t>
+      </w:r>
+    </w:p>
+    <w:p>
+      <w:pPr>
+        <w:spacing w:before="240" w:after="60"/>
+        <w:keepNext/>
+      </w:pPr>
+      <w:r>
+        <w:rPr>
+          <w:color w:val="000000"/>
           <w:b/>
         </w:rPr>
-        <w:t xml:space="preserve">PHẦN 2. TRẠNG TỪ QUAN HỆ (10 điểm)</w:t>
-      </w:r>
-    </w:p>
-    <w:p>
-      <w:r>
-        <w:t xml:space="preserve">1. This is the house ___ I was born.</w:t>
-      </w:r>
-    </w:p>
-    <w:p>
-      <w:r>
-        <w:t xml:space="preserve">2. I remember the day ___ we first met.</w:t>
-      </w:r>
-    </w:p>
-    <w:p>
-      <w:r>
-        <w:t xml:space="preserve">3. Do you know the reason ___ she left?</w:t>
-      </w:r>
-    </w:p>
-    <w:p>
-      <w:r>
-        <w:t xml:space="preserve">4. Summer is the season ___ many people travel.</w:t>
-      </w:r>
-    </w:p>
-    <w:p>
-      <w:r>
-        <w:t xml:space="preserve">5. The café ___ we had lunch is closed.</w:t>
-      </w:r>
-    </w:p>
-    <w:p>
-      <w:r>
-        <w:t xml:space="preserve">6. That was the year ___ my family moved.</w:t>
-      </w:r>
-    </w:p>
-    <w:p>
-      <w:r>
-        <w:t xml:space="preserve">7. The reason ___ he was late was traffic.</w:t>
-      </w:r>
-    </w:p>
-    <w:p>
-      <w:r>
-        <w:t xml:space="preserve">8. The village ___ my grandparents live is peaceful.</w:t>
-      </w:r>
-    </w:p>
-    <w:p>
-      <w:r>
-        <w:t xml:space="preserve">9. Monday is the day ___ the shop closes early.</w:t>
-      </w:r>
-    </w:p>
-    <w:p>
-      <w:r>
-        <w:t xml:space="preserve">10. Is this the place ___ you found the key?</w:t>
-      </w:r>
-    </w:p>
-    <w:p>
-      <w:r>
-        <w:rPr>
+        <w:t>PHẦN 1. ĐẠI TỪ QUAN HỆ (10 điểm)</w:t>
+      </w:r>
+    </w:p>
+    <w:p>
+      <w:pPr>
+        <w:spacing w:before="0" w:after="60"/>
+        <w:keepNext/>
+      </w:pPr>
+      <w:r>
+        <w:rPr>
+          <w:color w:val="000000"/>
+          <w:i/>
+        </w:rPr>
+        <w:t>Hướng dẫn: Điền đại từ quan hệ phù hợp với người, vật hoặc sở hữu trong câu.</w:t>
+      </w:r>
+    </w:p>
+    <w:p>
+      <w:pPr>
+        <w:spacing w:before="40" w:after="60"/>
+      </w:pPr>
+      <w:r>
+        <w:rPr>
+          <w:color w:val="000000"/>
+        </w:rPr>
+        <w:t>1. The woman ___ lives next door is a doctor.</w:t>
+      </w:r>
+    </w:p>
+    <w:p>
+      <w:pPr>
+        <w:spacing w:before="120" w:after="160"/>
+      </w:pPr>
+      <w:r>
+        <w:rPr>
+          <w:color w:val="000000"/>
+        </w:rPr>
+        <w:t>2. The book ___ I borrowed is interesting.</w:t>
+      </w:r>
+    </w:p>
+    <w:p>
+      <w:pPr>
+        <w:spacing w:before="120" w:after="160"/>
+      </w:pPr>
+      <w:r>
+        <w:rPr>
+          <w:color w:val="000000"/>
+        </w:rPr>
+        <w:t>3. The man to ___ I spoke was helpful.</w:t>
+      </w:r>
+    </w:p>
+    <w:p>
+      <w:pPr>
+        <w:spacing w:before="120" w:after="160"/>
+      </w:pPr>
+      <w:r>
+        <w:rPr>
+          <w:color w:val="000000"/>
+        </w:rPr>
+        <w:t>4. This is the dog ___ saved the child.</w:t>
+      </w:r>
+    </w:p>
+    <w:p>
+      <w:pPr>
+        <w:spacing w:before="120" w:after="160"/>
+      </w:pPr>
+      <w:r>
+        <w:rPr>
+          <w:color w:val="000000"/>
+        </w:rPr>
+        <w:t>5. The student ___ bag was lost called the office.</w:t>
+      </w:r>
+    </w:p>
+    <w:p>
+      <w:pPr>
+        <w:spacing w:before="120" w:after="160"/>
+      </w:pPr>
+      <w:r>
+        <w:rPr>
+          <w:color w:val="000000"/>
+        </w:rPr>
+        <w:t>6. The people ___ we invited arrived early.</w:t>
+      </w:r>
+    </w:p>
+    <w:p>
+      <w:pPr>
+        <w:spacing w:before="120" w:after="160"/>
+      </w:pPr>
+      <w:r>
+        <w:rPr>
+          <w:color w:val="000000"/>
+        </w:rPr>
+        <w:t>7. The phone ___ is on the desk is mine.</w:t>
+      </w:r>
+    </w:p>
+    <w:p>
+      <w:pPr>
+        <w:spacing w:before="120" w:after="160"/>
+      </w:pPr>
+      <w:r>
+        <w:rPr>
+          <w:color w:val="000000"/>
+        </w:rPr>
+        <w:t>8. The teacher ___ teaches us English is from Hue.</w:t>
+      </w:r>
+    </w:p>
+    <w:p>
+      <w:pPr>
+        <w:spacing w:before="120" w:after="160"/>
+      </w:pPr>
+      <w:r>
+        <w:rPr>
+          <w:color w:val="000000"/>
+        </w:rPr>
+        <w:t>9. The film ___ we watched was exciting.</w:t>
+      </w:r>
+    </w:p>
+    <w:p>
+      <w:pPr>
+        <w:spacing w:before="120" w:after="160"/>
+      </w:pPr>
+      <w:r>
+        <w:rPr>
+          <w:color w:val="000000"/>
+        </w:rPr>
+        <w:t>10. The girl with ___ Lan traveled is her cousin.</w:t>
+      </w:r>
+    </w:p>
+    <w:p>
+      <w:pPr>
+        <w:spacing w:before="240" w:after="60"/>
+        <w:keepNext/>
+      </w:pPr>
+      <w:r>
+        <w:rPr>
+          <w:color w:val="000000"/>
           <w:b/>
         </w:rPr>
-        <w:t xml:space="preserve">PHẦN 3. NỐI CÂU BẰNG MỆNH ĐỀ QUAN HỆ (10 điểm)</w:t>
-      </w:r>
-    </w:p>
-    <w:p>
-      <w:r>
-        <w:t xml:space="preserve">1. I met a woman. She designs bridges.</w:t>
-      </w:r>
-    </w:p>
-    <w:p>
-      <w:r>
-        <w:t xml:space="preserve">2. The laptop is very fast. I bought it yesterday.</w:t>
-      </w:r>
-    </w:p>
-    <w:p>
-      <w:r>
-        <w:t xml:space="preserve">3. That is the boy. His father is a pilot.</w:t>
-      </w:r>
-    </w:p>
-    <w:p>
-      <w:r>
-        <w:t xml:space="preserve">4. We visited the town. My mother grew up there.</w:t>
-      </w:r>
-    </w:p>
-    <w:p>
-      <w:r>
-        <w:t xml:space="preserve">5. I remember the evening. We heard the news then.</w:t>
-      </w:r>
-    </w:p>
-    <w:p>
-      <w:r>
-        <w:t xml:space="preserve">6. She explained the reason. She changed her plan for that reason.</w:t>
-      </w:r>
-    </w:p>
-    <w:p>
-      <w:r>
-        <w:t xml:space="preserve">7. The teacher praised the students. They worked hard.</w:t>
-      </w:r>
-    </w:p>
-    <w:p>
-      <w:r>
-        <w:t xml:space="preserve">8. The museum was crowded. We visited it on Sunday.</w:t>
-      </w:r>
-    </w:p>
-    <w:p>
-      <w:r>
-        <w:t xml:space="preserve">9. The doctor was kind. I spoke to her.</w:t>
-      </w:r>
-    </w:p>
-    <w:p>
-      <w:r>
-        <w:t xml:space="preserve">10. This is the restaurant. We had our party here.</w:t>
-      </w:r>
-    </w:p>
-    <w:p>
-      <w:r>
-        <w:rPr>
+        <w:t>PHẦN 2. TRẠNG TỪ QUAN HỆ (10 điểm)</w:t>
+      </w:r>
+    </w:p>
+    <w:p>
+      <w:pPr>
+        <w:spacing w:before="0" w:after="60"/>
+        <w:keepNext/>
+      </w:pPr>
+      <w:r>
+        <w:rPr>
+          <w:color w:val="000000"/>
+          <w:i/>
+        </w:rPr>
+        <w:t>Hướng dẫn: Điền trạng từ quan hệ where, when hoặc why phù hợp.</w:t>
+      </w:r>
+    </w:p>
+    <w:p>
+      <w:pPr>
+        <w:spacing w:before="40" w:after="60"/>
+      </w:pPr>
+      <w:r>
+        <w:rPr>
+          <w:color w:val="000000"/>
+        </w:rPr>
+        <w:t>1. This is the house ___ I was born.</w:t>
+      </w:r>
+    </w:p>
+    <w:p>
+      <w:pPr>
+        <w:spacing w:before="120" w:after="160"/>
+      </w:pPr>
+      <w:r>
+        <w:rPr>
+          <w:color w:val="000000"/>
+        </w:rPr>
+        <w:t>2. I remember the day ___ we first met.</w:t>
+      </w:r>
+    </w:p>
+    <w:p>
+      <w:pPr>
+        <w:spacing w:before="120" w:after="160"/>
+      </w:pPr>
+      <w:r>
+        <w:rPr>
+          <w:color w:val="000000"/>
+        </w:rPr>
+        <w:t>3. Do you know the reason ___ she left?</w:t>
+      </w:r>
+    </w:p>
+    <w:p>
+      <w:pPr>
+        <w:spacing w:before="120" w:after="160"/>
+      </w:pPr>
+      <w:r>
+        <w:rPr>
+          <w:color w:val="000000"/>
+        </w:rPr>
+        <w:t>4. Summer is the season ___ many people travel.</w:t>
+      </w:r>
+    </w:p>
+    <w:p>
+      <w:pPr>
+        <w:spacing w:before="120" w:after="160"/>
+      </w:pPr>
+      <w:r>
+        <w:rPr>
+          <w:color w:val="000000"/>
+        </w:rPr>
+        <w:t>5. The café ___ we had lunch is closed.</w:t>
+      </w:r>
+    </w:p>
+    <w:p>
+      <w:pPr>
+        <w:spacing w:before="120" w:after="160"/>
+      </w:pPr>
+      <w:r>
+        <w:rPr>
+          <w:color w:val="000000"/>
+        </w:rPr>
+        <w:t>6. That was the year ___ my family moved.</w:t>
+      </w:r>
+    </w:p>
+    <w:p>
+      <w:pPr>
+        <w:spacing w:before="120" w:after="160"/>
+      </w:pPr>
+      <w:r>
+        <w:rPr>
+          <w:color w:val="000000"/>
+        </w:rPr>
+        <w:t>7. The reason ___ he was late was traffic.</w:t>
+      </w:r>
+    </w:p>
+    <w:p>
+      <w:pPr>
+        <w:spacing w:before="120" w:after="160"/>
+      </w:pPr>
+      <w:r>
+        <w:rPr>
+          <w:color w:val="000000"/>
+        </w:rPr>
+        <w:t>8. The village ___ my grandparents live is peaceful.</w:t>
+      </w:r>
+    </w:p>
+    <w:p>
+      <w:pPr>
+        <w:spacing w:before="120" w:after="160"/>
+      </w:pPr>
+      <w:r>
+        <w:rPr>
+          <w:color w:val="000000"/>
+        </w:rPr>
+        <w:t>9. Monday is the day ___ the shop closes early.</w:t>
+      </w:r>
+    </w:p>
+    <w:p>
+      <w:pPr>
+        <w:spacing w:before="120" w:after="160"/>
+      </w:pPr>
+      <w:r>
+        <w:rPr>
+          <w:color w:val="000000"/>
+        </w:rPr>
+        <w:t>10. Is this the place ___ you found the key?</w:t>
+      </w:r>
+    </w:p>
+    <w:p>
+      <w:pPr>
+        <w:spacing w:before="240" w:after="60"/>
+        <w:keepNext/>
+      </w:pPr>
+      <w:r>
+        <w:rPr>
+          <w:color w:val="000000"/>
           <w:b/>
         </w:rPr>
-        <w:t xml:space="preserve">PHẦN 4. MỆNH ĐỀ XÁC ĐỊNH / KHÔNG XÁC ĐỊNH VÀ DẤU PHẨY (10 điểm)</w:t>
-      </w:r>
-    </w:p>
-    <w:p>
-      <w:r>
-        <w:t xml:space="preserve">1. My brother who lives in Da Nang is an engineer. (one brother)</w:t>
-      </w:r>
-    </w:p>
-    <w:p>
-      <w:r>
-        <w:t xml:space="preserve">2. Hanoi which is the capital of Vietnam is very busy.</w:t>
-      </w:r>
-    </w:p>
-    <w:p>
-      <w:r>
-        <w:t xml:space="preserve">3. Students who finish early may leave.</w:t>
-      </w:r>
-    </w:p>
-    <w:p>
-      <w:r>
-        <w:t xml:space="preserve">4. Mr. Long our new principal spoke at the meeting.</w:t>
-      </w:r>
-    </w:p>
-    <w:p>
-      <w:r>
-        <w:t xml:space="preserve">5. The book that is on the table is mine.</w:t>
-      </w:r>
-    </w:p>
-    <w:p>
-      <w:r>
-        <w:t xml:space="preserve">6. Ha Long Bay which attracts many tourists is beautiful.</w:t>
-      </w:r>
-    </w:p>
-    <w:p>
-      <w:r>
-        <w:t xml:space="preserve">7. People who exercise regularly are often healthier.</w:t>
-      </w:r>
-    </w:p>
-    <w:p>
-      <w:r>
-        <w:t xml:space="preserve">8. My car which I bought last year has broken down. (one car)</w:t>
-      </w:r>
-    </w:p>
-    <w:p>
-      <w:r>
-        <w:t xml:space="preserve">9. The café where we first met has closed.</w:t>
-      </w:r>
-    </w:p>
-    <w:p>
-      <w:r>
-        <w:t xml:space="preserve">10. Lan's father who is a doctor works at this hospital.</w:t>
-      </w:r>
-    </w:p>
-    <w:p>
-      <w:r>
-        <w:rPr>
+        <w:t>PHẦN 3. NỐI CÂU BẰNG MỆNH ĐỀ QUAN HỆ (10 điểm)</w:t>
+      </w:r>
+    </w:p>
+    <w:p>
+      <w:pPr>
+        <w:spacing w:before="0" w:after="60"/>
+        <w:keepNext/>
+      </w:pPr>
+      <w:r>
+        <w:rPr>
+          <w:color w:val="000000"/>
+          <w:i/>
+        </w:rPr>
+        <w:t>Hướng dẫn: Nối mỗi cặp câu bằng một mệnh đề quan hệ phù hợp.</w:t>
+      </w:r>
+    </w:p>
+    <w:p>
+      <w:pPr>
+        <w:spacing w:before="40" w:after="60"/>
+      </w:pPr>
+      <w:r>
+        <w:rPr>
+          <w:color w:val="000000"/>
+        </w:rPr>
+        <w:t>1. I met a woman. She designs bridges.</w:t>
+      </w:r>
+    </w:p>
+    <w:p>
+      <w:pPr>
+        <w:spacing w:before="120" w:after="160"/>
+      </w:pPr>
+      <w:r>
+        <w:rPr>
+          <w:color w:val="000000"/>
+        </w:rPr>
+        <w:t>2. The laptop is very fast. I bought it yesterday.</w:t>
+      </w:r>
+    </w:p>
+    <w:p>
+      <w:pPr>
+        <w:spacing w:before="120" w:after="160"/>
+      </w:pPr>
+      <w:r>
+        <w:rPr>
+          <w:color w:val="000000"/>
+        </w:rPr>
+        <w:t>3. That is the boy. His father is a pilot.</w:t>
+      </w:r>
+    </w:p>
+    <w:p>
+      <w:pPr>
+        <w:spacing w:before="120" w:after="160"/>
+      </w:pPr>
+      <w:r>
+        <w:rPr>
+          <w:color w:val="000000"/>
+        </w:rPr>
+        <w:t>4. We visited the town. My mother grew up there.</w:t>
+      </w:r>
+    </w:p>
+    <w:p>
+      <w:pPr>
+        <w:spacing w:before="120" w:after="160"/>
+      </w:pPr>
+      <w:r>
+        <w:rPr>
+          <w:color w:val="000000"/>
+        </w:rPr>
+        <w:t>5. I remember the evening. We heard the news then.</w:t>
+      </w:r>
+    </w:p>
+    <w:p>
+      <w:pPr>
+        <w:spacing w:before="120" w:after="160"/>
+      </w:pPr>
+      <w:r>
+        <w:rPr>
+          <w:color w:val="000000"/>
+        </w:rPr>
+        <w:t>6. She explained the reason. She changed her plan for that reason.</w:t>
+      </w:r>
+    </w:p>
+    <w:p>
+      <w:pPr>
+        <w:spacing w:before="120" w:after="160"/>
+      </w:pPr>
+      <w:r>
+        <w:rPr>
+          <w:color w:val="000000"/>
+        </w:rPr>
+        <w:t>7. The teacher praised the students. They worked hard.</w:t>
+      </w:r>
+    </w:p>
+    <w:p>
+      <w:pPr>
+        <w:spacing w:before="120" w:after="160"/>
+      </w:pPr>
+      <w:r>
+        <w:rPr>
+          <w:color w:val="000000"/>
+        </w:rPr>
+        <w:t>8. The museum was crowded. We visited it on Sunday.</w:t>
+      </w:r>
+    </w:p>
+    <w:p>
+      <w:pPr>
+        <w:spacing w:before="120" w:after="160"/>
+      </w:pPr>
+      <w:r>
+        <w:rPr>
+          <w:color w:val="000000"/>
+        </w:rPr>
+        <w:t>9. The doctor was kind. I spoke to her.</w:t>
+      </w:r>
+    </w:p>
+    <w:p>
+      <w:pPr>
+        <w:spacing w:before="120" w:after="160"/>
+      </w:pPr>
+      <w:r>
+        <w:rPr>
+          <w:color w:val="000000"/>
+        </w:rPr>
+        <w:t>10. This is the restaurant. We had our party here.</w:t>
+      </w:r>
+    </w:p>
+    <w:p>
+      <w:pPr>
+        <w:spacing w:before="240" w:after="60"/>
+        <w:keepNext/>
+      </w:pPr>
+      <w:r>
+        <w:rPr>
+          <w:color w:val="000000"/>
           <w:b/>
         </w:rPr>
-        <w:t xml:space="preserve">PHẦN 5. RÚT GỌN MỆNH ĐỀ QUAN HỆ (10 điểm)</w:t>
-      </w:r>
-    </w:p>
-    <w:p>
-      <w:r>
-        <w:t xml:space="preserve">1. The man who is standing at the gate is my uncle.</w:t>
-      </w:r>
-    </w:p>
-    <w:p>
-      <w:r>
-        <w:t xml:space="preserve">2. The books which were published last year sold well.</w:t>
-      </w:r>
-    </w:p>
-    <w:p>
-      <w:r>
-        <w:t xml:space="preserve">3. The first student who finishes will win.</w:t>
-      </w:r>
-    </w:p>
-    <w:p>
-      <w:r>
-        <w:t xml:space="preserve">4. People who live near the coast should prepare.</w:t>
-      </w:r>
-    </w:p>
-    <w:p>
-      <w:r>
-        <w:t xml:space="preserve">5. The bridge which was damaged in the storm is closed.</w:t>
-      </w:r>
-    </w:p>
-    <w:p>
-      <w:r>
-        <w:t xml:space="preserve">6. Lan was the only person who answered correctly.</w:t>
-      </w:r>
-    </w:p>
-    <w:p>
-      <w:r>
-        <w:t xml:space="preserve">7. The woman who is wearing a blue coat is our guide.</w:t>
-      </w:r>
-    </w:p>
-    <w:p>
-      <w:r>
-        <w:t xml:space="preserve">8. The meals which are served here are vegetarian.</w:t>
-      </w:r>
-    </w:p>
-    <w:p>
-      <w:r>
-        <w:t xml:space="preserve">9. I have several emails that I must answer.</w:t>
-      </w:r>
-    </w:p>
-    <w:p>
-      <w:r>
-        <w:t xml:space="preserve">10. Students who wish to join should sign here.</w:t>
-      </w:r>
-    </w:p>
-    <w:p>
-      <w:r>
-        <w:rPr>
+        <w:t>PHẦN 4. MỆNH ĐỀ XÁC ĐỊNH / KHÔNG XÁC ĐỊNH VÀ DẤU PHẨY (10 điểm)</w:t>
+      </w:r>
+    </w:p>
+    <w:p>
+      <w:pPr>
+        <w:spacing w:before="0" w:after="60"/>
+        <w:keepNext/>
+      </w:pPr>
+      <w:r>
+        <w:rPr>
+          <w:color w:val="000000"/>
+          <w:i/>
+        </w:rPr>
+        <w:t>Hướng dẫn: Thêm dấu phẩy và điều chỉnh mệnh đề quan hệ xác định/không xác định khi cần.</w:t>
+      </w:r>
+    </w:p>
+    <w:p>
+      <w:pPr>
+        <w:spacing w:before="40" w:after="60"/>
+      </w:pPr>
+      <w:r>
+        <w:rPr>
+          <w:color w:val="000000"/>
+        </w:rPr>
+        <w:t>1. My brother who lives in Da Nang is an engineer. (one brother)</w:t>
+      </w:r>
+    </w:p>
+    <w:p>
+      <w:pPr>
+        <w:spacing w:before="120" w:after="160"/>
+      </w:pPr>
+      <w:r>
+        <w:rPr>
+          <w:color w:val="000000"/>
+        </w:rPr>
+        <w:t>2. Hanoi which is the capital of Vietnam is very busy.</w:t>
+      </w:r>
+    </w:p>
+    <w:p>
+      <w:pPr>
+        <w:spacing w:before="120" w:after="160"/>
+      </w:pPr>
+      <w:r>
+        <w:rPr>
+          <w:color w:val="000000"/>
+        </w:rPr>
+        <w:t>3. Students who finish early may leave.</w:t>
+      </w:r>
+    </w:p>
+    <w:p>
+      <w:pPr>
+        <w:spacing w:before="120" w:after="160"/>
+      </w:pPr>
+      <w:r>
+        <w:rPr>
+          <w:color w:val="000000"/>
+        </w:rPr>
+        <w:t>4. Mr. Long our new principal spoke at the meeting.</w:t>
+      </w:r>
+    </w:p>
+    <w:p>
+      <w:pPr>
+        <w:spacing w:before="120" w:after="160"/>
+      </w:pPr>
+      <w:r>
+        <w:rPr>
+          <w:color w:val="000000"/>
+        </w:rPr>
+        <w:t>5. The book that is on the table is mine.</w:t>
+      </w:r>
+    </w:p>
+    <w:p>
+      <w:pPr>
+        <w:spacing w:before="120" w:after="160"/>
+      </w:pPr>
+      <w:r>
+        <w:rPr>
+          <w:color w:val="000000"/>
+        </w:rPr>
+        <w:t>6. Ha Long Bay which attracts many tourists is beautiful.</w:t>
+      </w:r>
+    </w:p>
+    <w:p>
+      <w:pPr>
+        <w:spacing w:before="120" w:after="160"/>
+      </w:pPr>
+      <w:r>
+        <w:rPr>
+          <w:color w:val="000000"/>
+        </w:rPr>
+        <w:t>7. People who exercise regularly are often healthier.</w:t>
+      </w:r>
+    </w:p>
+    <w:p>
+      <w:pPr>
+        <w:spacing w:before="120" w:after="160"/>
+      </w:pPr>
+      <w:r>
+        <w:rPr>
+          <w:color w:val="000000"/>
+        </w:rPr>
+        <w:t>8. My car which I bought last year has broken down. (one car)</w:t>
+      </w:r>
+    </w:p>
+    <w:p>
+      <w:pPr>
+        <w:spacing w:before="120" w:after="160"/>
+      </w:pPr>
+      <w:r>
+        <w:rPr>
+          <w:color w:val="000000"/>
+        </w:rPr>
+        <w:t>9. The café where we first met has closed.</w:t>
+      </w:r>
+    </w:p>
+    <w:p>
+      <w:pPr>
+        <w:spacing w:before="120" w:after="160"/>
+      </w:pPr>
+      <w:r>
+        <w:rPr>
+          <w:color w:val="000000"/>
+        </w:rPr>
+        <w:t>10. Lan's father who is a doctor works at this hospital.</w:t>
+      </w:r>
+    </w:p>
+    <w:p>
+      <w:pPr>
+        <w:spacing w:before="240" w:after="60"/>
+        <w:keepNext/>
+      </w:pPr>
+      <w:r>
+        <w:rPr>
+          <w:color w:val="000000"/>
           <w:b/>
         </w:rPr>
-        <w:t xml:space="preserve">PHẦN 6. SỬA LỖI SAI (10 điểm)</w:t>
-      </w:r>
-    </w:p>
-    <w:p>
-      <w:r>
-        <w:t xml:space="preserve">1. The man which lives here is a pilot.</w:t>
-      </w:r>
-    </w:p>
-    <w:p>
-      <w:r>
-        <w:t xml:space="preserve">2. The book who I bought is new.</w:t>
-      </w:r>
-    </w:p>
-    <w:p>
-      <w:r>
-        <w:t xml:space="preserve">3. The girl which father is a teacher is Lan.</w:t>
-      </w:r>
-    </w:p>
-    <w:p>
-      <w:r>
-        <w:t xml:space="preserve">4. This is the park which we exercise.</w:t>
-      </w:r>
-    </w:p>
-    <w:p>
-      <w:r>
-        <w:t xml:space="preserve">5. I remember the place when we met.</w:t>
-      </w:r>
-    </w:p>
-    <w:p>
-      <w:r>
-        <w:t xml:space="preserve">6. Hanoi, that is the capital, is busy.</w:t>
-      </w:r>
-    </w:p>
-    <w:p>
-      <w:r>
-        <w:t xml:space="preserve">7. My brother who lives in Hue, is a doctor.</w:t>
-      </w:r>
-    </w:p>
-    <w:p>
-      <w:r>
-        <w:t xml:space="preserve">8. The people lives next door are friendly.</w:t>
-      </w:r>
-    </w:p>
-    <w:p>
-      <w:r>
-        <w:t xml:space="preserve">9. The car was repaired yesterday is mine.</w:t>
-      </w:r>
-    </w:p>
-    <w:p>
-      <w:r>
-        <w:t xml:space="preserve">10. Lan was the first student finishing.</w:t>
-      </w:r>
-    </w:p>
-    <w:p>
-      <w:r>
-        <w:rPr>
+        <w:t>PHẦN 5. RÚT GỌN MỆNH ĐỀ QUAN HỆ (10 điểm)</w:t>
+      </w:r>
+    </w:p>
+    <w:p>
+      <w:pPr>
+        <w:spacing w:before="0" w:after="60"/>
+        <w:keepNext/>
+      </w:pPr>
+      <w:r>
+        <w:rPr>
+          <w:color w:val="000000"/>
+          <w:i/>
+        </w:rPr>
+        <w:t>Hướng dẫn: Rút gọn mệnh đề quan hệ bằng phân từ hoặc to-infinitive phù hợp.</w:t>
+      </w:r>
+    </w:p>
+    <w:p>
+      <w:pPr>
+        <w:spacing w:before="40" w:after="60"/>
+      </w:pPr>
+      <w:r>
+        <w:rPr>
+          <w:color w:val="000000"/>
+        </w:rPr>
+        <w:t>1. The man who is standing at the gate is my uncle.</w:t>
+      </w:r>
+    </w:p>
+    <w:p>
+      <w:pPr>
+        <w:spacing w:before="120" w:after="160"/>
+      </w:pPr>
+      <w:r>
+        <w:rPr>
+          <w:color w:val="000000"/>
+        </w:rPr>
+        <w:t>2. The books which were published last year sold well.</w:t>
+      </w:r>
+    </w:p>
+    <w:p>
+      <w:pPr>
+        <w:spacing w:before="120" w:after="160"/>
+      </w:pPr>
+      <w:r>
+        <w:rPr>
+          <w:color w:val="000000"/>
+        </w:rPr>
+        <w:t>3. The first student who finishes will win.</w:t>
+      </w:r>
+    </w:p>
+    <w:p>
+      <w:pPr>
+        <w:spacing w:before="120" w:after="160"/>
+      </w:pPr>
+      <w:r>
+        <w:rPr>
+          <w:color w:val="000000"/>
+        </w:rPr>
+        <w:t>4. People who live near the coast should prepare.</w:t>
+      </w:r>
+    </w:p>
+    <w:p>
+      <w:pPr>
+        <w:spacing w:before="120" w:after="160"/>
+      </w:pPr>
+      <w:r>
+        <w:rPr>
+          <w:color w:val="000000"/>
+        </w:rPr>
+        <w:t>5. The bridge which was damaged in the storm is closed.</w:t>
+      </w:r>
+    </w:p>
+    <w:p>
+      <w:pPr>
+        <w:spacing w:before="120" w:after="160"/>
+      </w:pPr>
+      <w:r>
+        <w:rPr>
+          <w:color w:val="000000"/>
+        </w:rPr>
+        <w:t>6. Lan was the only person who answered correctly.</w:t>
+      </w:r>
+    </w:p>
+    <w:p>
+      <w:pPr>
+        <w:spacing w:before="120" w:after="160"/>
+      </w:pPr>
+      <w:r>
+        <w:rPr>
+          <w:color w:val="000000"/>
+        </w:rPr>
+        <w:t>7. The woman who is wearing a blue coat is our guide.</w:t>
+      </w:r>
+    </w:p>
+    <w:p>
+      <w:pPr>
+        <w:spacing w:before="120" w:after="160"/>
+      </w:pPr>
+      <w:r>
+        <w:rPr>
+          <w:color w:val="000000"/>
+        </w:rPr>
+        <w:t>8. The meals which are served here are vegetarian.</w:t>
+      </w:r>
+    </w:p>
+    <w:p>
+      <w:pPr>
+        <w:spacing w:before="120" w:after="160"/>
+      </w:pPr>
+      <w:r>
+        <w:rPr>
+          <w:color w:val="000000"/>
+        </w:rPr>
+        <w:t>9. I have several emails that I must answer.</w:t>
+      </w:r>
+    </w:p>
+    <w:p>
+      <w:pPr>
+        <w:spacing w:before="120" w:after="160"/>
+      </w:pPr>
+      <w:r>
+        <w:rPr>
+          <w:color w:val="000000"/>
+        </w:rPr>
+        <w:t>10. Students who wish to join should sign here.</w:t>
+      </w:r>
+    </w:p>
+    <w:p>
+      <w:pPr>
+        <w:spacing w:before="240" w:after="60"/>
+        <w:keepNext/>
+      </w:pPr>
+      <w:r>
+        <w:rPr>
+          <w:color w:val="000000"/>
           <w:b/>
         </w:rPr>
-        <w:t xml:space="preserve">PHẦN 7. LƯỢC BỎ ĐẠI TỪ QUAN HỆ NẾU CÓ THỂ (10 điểm)</w:t>
-      </w:r>
-    </w:p>
-    <w:p>
-      <w:r>
-        <w:t xml:space="preserve">1. The book that I bought is useful.</w:t>
-      </w:r>
-    </w:p>
-    <w:p>
-      <w:r>
-        <w:t xml:space="preserve">2. The man who lives here is friendly.</w:t>
-      </w:r>
-    </w:p>
-    <w:p>
-      <w:r>
-        <w:t xml:space="preserve">3. The film which we watched was long.</w:t>
-      </w:r>
-    </w:p>
-    <w:p>
-      <w:r>
-        <w:t xml:space="preserve">4. The student whom the teacher praised smiled.</w:t>
-      </w:r>
-    </w:p>
-    <w:p>
-      <w:r>
-        <w:t xml:space="preserve">5. The phone which is ringing is mine.</w:t>
-      </w:r>
-    </w:p>
-    <w:p>
-      <w:r>
-        <w:t xml:space="preserve">6. The meal that Lan cooked was delicious.</w:t>
-      </w:r>
-    </w:p>
-    <w:p>
-      <w:r>
-        <w:t xml:space="preserve">7. The woman who called you is my aunt.</w:t>
-      </w:r>
-    </w:p>
-    <w:p>
-      <w:r>
-        <w:t xml:space="preserve">8. The bag which I lost was new.</w:t>
-      </w:r>
-    </w:p>
-    <w:p>
-      <w:r>
-        <w:t xml:space="preserve">9. The car that Nam drives is electric.</w:t>
-      </w:r>
-    </w:p>
-    <w:p>
-      <w:r>
-        <w:t xml:space="preserve">10. The people who work here are helpful.</w:t>
-      </w:r>
-    </w:p>
-    <w:p>
-      <w:r>
-        <w:rPr>
+        <w:t>PHẦN 6. SỬA LỖI SAI (10 điểm)</w:t>
+      </w:r>
+    </w:p>
+    <w:p>
+      <w:pPr>
+        <w:spacing w:before="0" w:after="60"/>
+        <w:keepNext/>
+      </w:pPr>
+      <w:r>
+        <w:rPr>
+          <w:color w:val="000000"/>
+          <w:i/>
+        </w:rPr>
+        <w:t>Hướng dẫn: Tìm lỗi sai và viết lại câu đúng hoàn chỉnh.</w:t>
+      </w:r>
+    </w:p>
+    <w:p>
+      <w:pPr>
+        <w:spacing w:before="40" w:after="60"/>
+      </w:pPr>
+      <w:r>
+        <w:rPr>
+          <w:color w:val="000000"/>
+        </w:rPr>
+        <w:t>1. The man which lives here is a pilot.</w:t>
+      </w:r>
+    </w:p>
+    <w:p>
+      <w:pPr>
+        <w:spacing w:before="120" w:after="160"/>
+      </w:pPr>
+      <w:r>
+        <w:rPr>
+          <w:color w:val="000000"/>
+        </w:rPr>
+        <w:t>2. The book who I bought is new.</w:t>
+      </w:r>
+    </w:p>
+    <w:p>
+      <w:pPr>
+        <w:spacing w:before="120" w:after="160"/>
+      </w:pPr>
+      <w:r>
+        <w:rPr>
+          <w:color w:val="000000"/>
+        </w:rPr>
+        <w:t>3. The girl which father is a teacher is Lan.</w:t>
+      </w:r>
+    </w:p>
+    <w:p>
+      <w:pPr>
+        <w:spacing w:before="120" w:after="160"/>
+      </w:pPr>
+      <w:r>
+        <w:rPr>
+          <w:color w:val="000000"/>
+        </w:rPr>
+        <w:t>4. This is the park which we exercise.</w:t>
+      </w:r>
+    </w:p>
+    <w:p>
+      <w:pPr>
+        <w:spacing w:before="120" w:after="160"/>
+      </w:pPr>
+      <w:r>
+        <w:rPr>
+          <w:color w:val="000000"/>
+        </w:rPr>
+        <w:t>5. I remember the place when we met.</w:t>
+      </w:r>
+    </w:p>
+    <w:p>
+      <w:pPr>
+        <w:spacing w:before="120" w:after="160"/>
+      </w:pPr>
+      <w:r>
+        <w:rPr>
+          <w:color w:val="000000"/>
+        </w:rPr>
+        <w:t>6. Hanoi, that is the capital, is busy.</w:t>
+      </w:r>
+    </w:p>
+    <w:p>
+      <w:pPr>
+        <w:spacing w:before="120" w:after="160"/>
+      </w:pPr>
+      <w:r>
+        <w:rPr>
+          <w:color w:val="000000"/>
+        </w:rPr>
+        <w:t>7. My brother who lives in Hue, is a doctor.</w:t>
+      </w:r>
+    </w:p>
+    <w:p>
+      <w:pPr>
+        <w:spacing w:before="120" w:after="160"/>
+      </w:pPr>
+      <w:r>
+        <w:rPr>
+          <w:color w:val="000000"/>
+        </w:rPr>
+        <w:t>8. The people lives next door are friendly.</w:t>
+      </w:r>
+    </w:p>
+    <w:p>
+      <w:pPr>
+        <w:spacing w:before="120" w:after="160"/>
+      </w:pPr>
+      <w:r>
+        <w:rPr>
+          <w:color w:val="000000"/>
+        </w:rPr>
+        <w:t>9. The car was repaired yesterday is mine.</w:t>
+      </w:r>
+    </w:p>
+    <w:p>
+      <w:pPr>
+        <w:spacing w:before="120" w:after="160"/>
+      </w:pPr>
+      <w:r>
+        <w:rPr>
+          <w:color w:val="000000"/>
+        </w:rPr>
+        <w:t>10. Lan was the first student finishing.</w:t>
+      </w:r>
+    </w:p>
+    <w:p>
+      <w:pPr>
+        <w:spacing w:before="240" w:after="60"/>
+        <w:keepNext/>
+      </w:pPr>
+      <w:r>
+        <w:rPr>
+          <w:color w:val="000000"/>
           <w:b/>
         </w:rPr>
-        <w:t xml:space="preserve">PHẦN 8. DỊCH SANG TIẾNG ANH (10 điểm)</w:t>
-      </w:r>
-    </w:p>
-    <w:p>
-      <w:r>
-        <w:t xml:space="preserve">1. Người phụ nữ sống cạnh nhà tôi là bác sĩ.</w:t>
-      </w:r>
-    </w:p>
-    <w:p>
-      <w:r>
-        <w:t xml:space="preserve">2. Đây là cuốn sách mà tôi đã mua.</w:t>
-      </w:r>
-    </w:p>
-    <w:p>
-      <w:r>
-        <w:t xml:space="preserve">3. Tôi biết một cô gái có bố là phi công.</w:t>
-      </w:r>
-    </w:p>
-    <w:p>
-      <w:r>
-        <w:t xml:space="preserve">4. Đây là nơi chúng tôi gặp nhau.</w:t>
-      </w:r>
-    </w:p>
-    <w:p>
-      <w:r>
-        <w:t xml:space="preserve">5. Tôi nhớ ngày chúng tôi tốt nghiệp.</w:t>
-      </w:r>
-    </w:p>
-    <w:p>
-      <w:r>
-        <w:t xml:space="preserve">6. Hà Nội, thủ đô của Việt Nam, rất nhộn nhịp.</w:t>
-      </w:r>
-    </w:p>
-    <w:p>
-      <w:r>
-        <w:t xml:space="preserve">7. Những học sinh học chăm chỉ sẽ tiến bộ.</w:t>
-      </w:r>
-    </w:p>
-    <w:p>
-      <w:r>
-        <w:t xml:space="preserve">8. Chiếc xe bị đánh cắp hôm qua đã được tìm thấy.</w:t>
-      </w:r>
-    </w:p>
-    <w:p>
-      <w:r>
-        <w:t xml:space="preserve">9. Lan là người đầu tiên đến.</w:t>
-      </w:r>
-    </w:p>
-    <w:p>
-      <w:r>
-        <w:t xml:space="preserve">10. Tôi không biết lý do anh ấy rời đi.</w:t>
-      </w:r>
-    </w:p>
-    <w:p>
-      <w:r>
-        <w:rPr>
+        <w:t>PHẦN 7. LƯỢC BỎ ĐẠI TỪ QUAN HỆ NẾU CÓ THỂ (10 điểm)</w:t>
+      </w:r>
+    </w:p>
+    <w:p>
+      <w:pPr>
+        <w:spacing w:before="0" w:after="60"/>
+        <w:keepNext/>
+      </w:pPr>
+      <w:r>
+        <w:rPr>
+          <w:color w:val="000000"/>
+          <w:i/>
+        </w:rPr>
+        <w:t>Hướng dẫn: Lược bỏ đại từ quan hệ nếu có thể và viết lại câu; nếu không thể, giữ nguyên câu.</w:t>
+      </w:r>
+    </w:p>
+    <w:p>
+      <w:pPr>
+        <w:spacing w:before="40" w:after="60"/>
+      </w:pPr>
+      <w:r>
+        <w:rPr>
+          <w:color w:val="000000"/>
+        </w:rPr>
+        <w:t>1. The book that I bought is useful.</w:t>
+      </w:r>
+    </w:p>
+    <w:p>
+      <w:pPr>
+        <w:spacing w:before="120" w:after="160"/>
+      </w:pPr>
+      <w:r>
+        <w:rPr>
+          <w:color w:val="000000"/>
+        </w:rPr>
+        <w:t>2. The man who lives here is friendly.</w:t>
+      </w:r>
+    </w:p>
+    <w:p>
+      <w:pPr>
+        <w:spacing w:before="120" w:after="160"/>
+      </w:pPr>
+      <w:r>
+        <w:rPr>
+          <w:color w:val="000000"/>
+        </w:rPr>
+        <w:t>3. The film which we watched was long.</w:t>
+      </w:r>
+    </w:p>
+    <w:p>
+      <w:pPr>
+        <w:spacing w:before="120" w:after="160"/>
+      </w:pPr>
+      <w:r>
+        <w:rPr>
+          <w:color w:val="000000"/>
+        </w:rPr>
+        <w:t>4. The student whom the teacher praised smiled.</w:t>
+      </w:r>
+    </w:p>
+    <w:p>
+      <w:pPr>
+        <w:spacing w:before="120" w:after="160"/>
+      </w:pPr>
+      <w:r>
+        <w:rPr>
+          <w:color w:val="000000"/>
+        </w:rPr>
+        <w:t>5. The phone which is ringing is mine.</w:t>
+      </w:r>
+    </w:p>
+    <w:p>
+      <w:pPr>
+        <w:spacing w:before="120" w:after="160"/>
+      </w:pPr>
+      <w:r>
+        <w:rPr>
+          <w:color w:val="000000"/>
+        </w:rPr>
+        <w:t>6. The meal that Lan cooked was delicious.</w:t>
+      </w:r>
+    </w:p>
+    <w:p>
+      <w:pPr>
+        <w:spacing w:before="120" w:after="160"/>
+      </w:pPr>
+      <w:r>
+        <w:rPr>
+          <w:color w:val="000000"/>
+        </w:rPr>
+        <w:t>7. The woman who called you is my aunt.</w:t>
+      </w:r>
+    </w:p>
+    <w:p>
+      <w:pPr>
+        <w:spacing w:before="120" w:after="160"/>
+      </w:pPr>
+      <w:r>
+        <w:rPr>
+          <w:color w:val="000000"/>
+        </w:rPr>
+        <w:t>8. The bag which I lost was new.</w:t>
+      </w:r>
+    </w:p>
+    <w:p>
+      <w:pPr>
+        <w:spacing w:before="120" w:after="160"/>
+      </w:pPr>
+      <w:r>
+        <w:rPr>
+          <w:color w:val="000000"/>
+        </w:rPr>
+        <w:t>9. The car that Nam drives is electric.</w:t>
+      </w:r>
+    </w:p>
+    <w:p>
+      <w:pPr>
+        <w:spacing w:before="120" w:after="160"/>
+      </w:pPr>
+      <w:r>
+        <w:rPr>
+          <w:color w:val="000000"/>
+        </w:rPr>
+        <w:t>10. The people who work here are helpful.</w:t>
+      </w:r>
+    </w:p>
+    <w:p>
+      <w:pPr>
+        <w:spacing w:before="240" w:after="60"/>
+        <w:keepNext/>
+      </w:pPr>
+      <w:r>
+        <w:rPr>
+          <w:color w:val="000000"/>
           <w:b/>
         </w:rPr>
-        <w:t xml:space="preserve">PHẦN 9. ĐỌC HIỂU (10 điểm)</w:t>
-      </w:r>
-    </w:p>
-    <w:p>
-      <w:r>
-        <w:t xml:space="preserve">The Green House, which stands beside the town library, is a community center. The volunteers who work there organize free classes for children. The room where art lessons are held was renovated last month. Ms Lan, whose paintings are displayed in the hall, teaches every Saturday. Children wishing to join can register online. Sunday is the day when families visit most often.</w:t>
-      </w:r>
-    </w:p>
-    <w:p>
-      <w:r>
-        <w:t xml:space="preserve">1. Where is the Green House? 2. Who organizes classes? 3. What happens in the renovated room? 4. Whose paintings are displayed? 5. How can children register?</w:t>
-      </w:r>
-    </w:p>
-    <w:p>
-      <w:r>
-        <w:rPr>
+        <w:t>PHẦN 8. DỊCH SANG TIẾNG ANH (10 điểm)</w:t>
+      </w:r>
+    </w:p>
+    <w:p>
+      <w:pPr>
+        <w:spacing w:before="0" w:after="60"/>
+        <w:keepNext/>
+      </w:pPr>
+      <w:r>
+        <w:rPr>
+          <w:color w:val="000000"/>
+          <w:i/>
+        </w:rPr>
+        <w:t>Hướng dẫn: Dịch từng câu sang tiếng Anh tự nhiên và đúng ngữ pháp.</w:t>
+      </w:r>
+    </w:p>
+    <w:p>
+      <w:pPr>
+        <w:spacing w:before="40" w:after="60"/>
+      </w:pPr>
+      <w:r>
+        <w:rPr>
+          <w:color w:val="000000"/>
+        </w:rPr>
+        <w:t>1. Người phụ nữ sống cạnh nhà tôi là bác sĩ.</w:t>
+      </w:r>
+    </w:p>
+    <w:p>
+      <w:pPr>
+        <w:spacing w:before="120" w:after="160"/>
+      </w:pPr>
+      <w:r>
+        <w:rPr>
+          <w:color w:val="000000"/>
+        </w:rPr>
+        <w:t>2. Đây là cuốn sách mà tôi đã mua.</w:t>
+      </w:r>
+    </w:p>
+    <w:p>
+      <w:pPr>
+        <w:spacing w:before="120" w:after="160"/>
+      </w:pPr>
+      <w:r>
+        <w:rPr>
+          <w:color w:val="000000"/>
+        </w:rPr>
+        <w:t>3. Tôi biết một cô gái có bố là phi công.</w:t>
+      </w:r>
+    </w:p>
+    <w:p>
+      <w:pPr>
+        <w:spacing w:before="120" w:after="160"/>
+      </w:pPr>
+      <w:r>
+        <w:rPr>
+          <w:color w:val="000000"/>
+        </w:rPr>
+        <w:t>4. Đây là nơi chúng tôi gặp nhau.</w:t>
+      </w:r>
+    </w:p>
+    <w:p>
+      <w:pPr>
+        <w:spacing w:before="120" w:after="160"/>
+      </w:pPr>
+      <w:r>
+        <w:rPr>
+          <w:color w:val="000000"/>
+        </w:rPr>
+        <w:t>5. Tôi nhớ ngày chúng tôi tốt nghiệp.</w:t>
+      </w:r>
+    </w:p>
+    <w:p>
+      <w:pPr>
+        <w:spacing w:before="120" w:after="160"/>
+      </w:pPr>
+      <w:r>
+        <w:rPr>
+          <w:color w:val="000000"/>
+        </w:rPr>
+        <w:t>6. Hà Nội, thủ đô của Việt Nam, rất nhộn nhịp.</w:t>
+      </w:r>
+    </w:p>
+    <w:p>
+      <w:pPr>
+        <w:spacing w:before="120" w:after="160"/>
+      </w:pPr>
+      <w:r>
+        <w:rPr>
+          <w:color w:val="000000"/>
+        </w:rPr>
+        <w:t>7. Những học sinh học chăm chỉ sẽ tiến bộ.</w:t>
+      </w:r>
+    </w:p>
+    <w:p>
+      <w:pPr>
+        <w:spacing w:before="120" w:after="160"/>
+      </w:pPr>
+      <w:r>
+        <w:rPr>
+          <w:color w:val="000000"/>
+        </w:rPr>
+        <w:t>8. Chiếc xe bị đánh cắp hôm qua đã được tìm thấy.</w:t>
+      </w:r>
+    </w:p>
+    <w:p>
+      <w:pPr>
+        <w:spacing w:before="120" w:after="160"/>
+      </w:pPr>
+      <w:r>
+        <w:rPr>
+          <w:color w:val="000000"/>
+        </w:rPr>
+        <w:t>9. Lan là người đầu tiên đến.</w:t>
+      </w:r>
+    </w:p>
+    <w:p>
+      <w:pPr>
+        <w:spacing w:before="120" w:after="160"/>
+      </w:pPr>
+      <w:r>
+        <w:rPr>
+          <w:color w:val="000000"/>
+        </w:rPr>
+        <w:t>10. Tôi không biết lý do anh ấy rời đi.</w:t>
+      </w:r>
+    </w:p>
+    <w:p>
+      <w:pPr>
+        <w:spacing w:before="240" w:after="60"/>
+        <w:keepNext/>
+      </w:pPr>
+      <w:r>
+        <w:rPr>
+          <w:color w:val="000000"/>
           <w:b/>
         </w:rPr>
-        <w:t xml:space="preserve">PHẦN 10. VIẾT (10 điểm)</w:t>
-      </w:r>
-    </w:p>
-    <w:p>
-      <w:r>
-        <w:t xml:space="preserve">Viết 90–110 từ giới thiệu một địa điểm cộng đồng. Dùng who/which/whose, where/when và ít nhất hai mệnh đề quan hệ rút gọn.</w:t>
-      </w:r>
-    </w:p>
-    <w:p>
-      <w:r>
-        <w:rPr>
+        <w:t>PHẦN 9. ĐỌC HIỂU (10 điểm)</w:t>
+      </w:r>
+    </w:p>
+    <w:p>
+      <w:pPr>
+        <w:spacing w:before="0" w:after="60"/>
+        <w:keepNext/>
+      </w:pPr>
+      <w:r>
+        <w:rPr>
+          <w:color w:val="000000"/>
+          <w:i/>
+        </w:rPr>
+        <w:t>Hướng dẫn: Đọc đoạn văn và trả lời từng câu hỏi bằng thông tin trong bài.</w:t>
+      </w:r>
+    </w:p>
+    <w:p>
+      <w:pPr>
+        <w:spacing w:before="0" w:after="120"/>
+      </w:pPr>
+      <w:r>
+        <w:rPr>
+          <w:color w:val="000000"/>
+        </w:rPr>
+        <w:t>The Green House, which stands beside the town library, is a community center. The volunteers who work there organize free classes for children.</w:t>
+      </w:r>
+    </w:p>
+    <w:p>
+      <w:pPr>
+        <w:spacing w:before="0" w:after="120"/>
+      </w:pPr>
+      <w:r>
+        <w:rPr>
+          <w:color w:val="000000"/>
+        </w:rPr>
+        <w:t>The room where art lessons are held was renovated last month. Ms Lan, whose paintings are displayed in the hall, teaches every Saturday.</w:t>
+      </w:r>
+    </w:p>
+    <w:p>
+      <w:pPr>
+        <w:spacing w:before="0" w:after="120"/>
+      </w:pPr>
+      <w:r>
+        <w:rPr>
+          <w:color w:val="000000"/>
+        </w:rPr>
+        <w:t>Children wishing to join can register online. Sunday is the day when families visit most often.</w:t>
+      </w:r>
+    </w:p>
+    <w:p>
+      <w:pPr>
+        <w:spacing w:before="120" w:after="160"/>
+      </w:pPr>
+      <w:r>
+        <w:rPr>
+          <w:color w:val="000000"/>
+        </w:rPr>
+        <w:t>1. Where is the Green House?</w:t>
+      </w:r>
+    </w:p>
+    <w:p>
+      <w:pPr>
+        <w:spacing w:before="120" w:after="160"/>
+      </w:pPr>
+      <w:r>
+        <w:rPr>
+          <w:color w:val="000000"/>
+        </w:rPr>
+        <w:t>2. Who organizes classes?</w:t>
+      </w:r>
+    </w:p>
+    <w:p>
+      <w:pPr>
+        <w:spacing w:before="120" w:after="160"/>
+      </w:pPr>
+      <w:r>
+        <w:rPr>
+          <w:color w:val="000000"/>
+        </w:rPr>
+        <w:t>3. What happens in the renovated room?</w:t>
+      </w:r>
+    </w:p>
+    <w:p>
+      <w:pPr>
+        <w:spacing w:before="120" w:after="160"/>
+      </w:pPr>
+      <w:r>
+        <w:rPr>
+          <w:color w:val="000000"/>
+        </w:rPr>
+        <w:t>4. Whose paintings are displayed?</w:t>
+      </w:r>
+    </w:p>
+    <w:p>
+      <w:pPr>
+        <w:spacing w:before="120" w:after="160"/>
+      </w:pPr>
+      <w:r>
+        <w:rPr>
+          <w:color w:val="000000"/>
+        </w:rPr>
+        <w:t>5. How can children register?</w:t>
+      </w:r>
+    </w:p>
+    <w:p>
+      <w:pPr>
+        <w:spacing w:before="240" w:after="60"/>
+        <w:keepNext/>
+      </w:pPr>
+      <w:r>
+        <w:rPr>
+          <w:color w:val="000000"/>
           <w:b/>
         </w:rPr>
-        <w:t xml:space="preserve">ĐÁP ÁN – ĐỀ 1</w:t>
-      </w:r>
-    </w:p>
-    <w:p>
-      <w:r>
-        <w:rPr>
+        <w:t>PHẦN 10. VIẾT (10 điểm)</w:t>
+      </w:r>
+    </w:p>
+    <w:p>
+      <w:pPr>
+        <w:spacing w:before="0" w:after="60"/>
+        <w:keepNext/>
+      </w:pPr>
+      <w:r>
+        <w:rPr>
+          <w:color w:val="000000"/>
+          <w:i/>
+        </w:rPr>
+        <w:t>Hướng dẫn: Viết đúng độ dài và sử dụng đủ các cấu trúc mệnh đề quan hệ được yêu cầu.</w:t>
+      </w:r>
+    </w:p>
+    <w:p>
+      <w:pPr>
+        <w:spacing w:before="40" w:after="60"/>
+      </w:pPr>
+      <w:r>
+        <w:rPr>
+          <w:color w:val="000000"/>
+        </w:rPr>
+        <w:t>Viết 90–110 từ giới thiệu một địa điểm cộng đồng. Dùng who/which/whose, where/when và ít nhất hai mệnh đề quan hệ rút gọn.</w:t>
+      </w:r>
+    </w:p>
+    <w:p>
+      <w:pPr>
+        <w:spacing w:before="0" w:after="280"/>
+        <w:keepNext/>
+        <w:jc w:val="center"/>
+      </w:pPr>
+      <w:r>
+        <w:rPr>
+          <w:color w:val="000000"/>
           <w:b/>
         </w:rPr>
-        <w:t xml:space="preserve">PHẦN 1: 1. who / that; 2. which / that; 3. whom; 4. which / that; 5. whose; 6. whom / who / that; 7. which / that; 8. who / that; 9. which / that; 10. whom</w:t>
-      </w:r>
-    </w:p>
-    <w:p>
-      <w:r>
-        <w:rPr>
+        <w:br w:type="page"/>
+        <w:t>ĐÁP ÁN</w:t>
+      </w:r>
+    </w:p>
+    <w:p>
+      <w:pPr>
+        <w:spacing w:before="240" w:after="60"/>
+        <w:keepNext/>
+      </w:pPr>
+      <w:r>
+        <w:rPr>
+          <w:color w:val="000000"/>
           <w:b/>
         </w:rPr>
-        <w:t xml:space="preserve">PHẦN 2: 1. where; 2. when; 3. why; 4. when; 5. where; 6. when; 7. why; 8. where; 9. when; 10. where</w:t>
-      </w:r>
-    </w:p>
-    <w:p>
-      <w:r>
-        <w:rPr>
+        <w:t>PHẦN 1</w:t>
+      </w:r>
+    </w:p>
+    <w:p>
+      <w:pPr>
+        <w:spacing w:before="60" w:after="120"/>
+      </w:pPr>
+      <w:r>
+        <w:rPr>
+          <w:color w:val="000000"/>
+        </w:rPr>
+        <w:t>Câu 1: who / that</w:t>
+      </w:r>
+    </w:p>
+    <w:p>
+      <w:pPr>
+        <w:spacing w:before="60" w:after="120"/>
+      </w:pPr>
+      <w:r>
+        <w:rPr>
+          <w:color w:val="000000"/>
+        </w:rPr>
+        <w:t>Câu 2: which / that</w:t>
+      </w:r>
+    </w:p>
+    <w:p>
+      <w:pPr>
+        <w:spacing w:before="60" w:after="120"/>
+      </w:pPr>
+      <w:r>
+        <w:rPr>
+          <w:color w:val="000000"/>
+        </w:rPr>
+        <w:t>Câu 3: whom</w:t>
+      </w:r>
+    </w:p>
+    <w:p>
+      <w:pPr>
+        <w:spacing w:before="60" w:after="120"/>
+      </w:pPr>
+      <w:r>
+        <w:rPr>
+          <w:color w:val="000000"/>
+        </w:rPr>
+        <w:t>Câu 4: which / that</w:t>
+      </w:r>
+    </w:p>
+    <w:p>
+      <w:pPr>
+        <w:spacing w:before="60" w:after="120"/>
+      </w:pPr>
+      <w:r>
+        <w:rPr>
+          <w:color w:val="000000"/>
+        </w:rPr>
+        <w:t>Câu 5: whose</w:t>
+      </w:r>
+    </w:p>
+    <w:p>
+      <w:pPr>
+        <w:spacing w:before="60" w:after="120"/>
+      </w:pPr>
+      <w:r>
+        <w:rPr>
+          <w:color w:val="000000"/>
+        </w:rPr>
+        <w:t>Câu 6: whom / who / that</w:t>
+      </w:r>
+    </w:p>
+    <w:p>
+      <w:pPr>
+        <w:spacing w:before="60" w:after="120"/>
+      </w:pPr>
+      <w:r>
+        <w:rPr>
+          <w:color w:val="000000"/>
+        </w:rPr>
+        <w:t>Câu 7: which / that</w:t>
+      </w:r>
+    </w:p>
+    <w:p>
+      <w:pPr>
+        <w:spacing w:before="60" w:after="120"/>
+      </w:pPr>
+      <w:r>
+        <w:rPr>
+          <w:color w:val="000000"/>
+        </w:rPr>
+        <w:t>Câu 8: who / that</w:t>
+      </w:r>
+    </w:p>
+    <w:p>
+      <w:pPr>
+        <w:spacing w:before="60" w:after="120"/>
+      </w:pPr>
+      <w:r>
+        <w:rPr>
+          <w:color w:val="000000"/>
+        </w:rPr>
+        <w:t>Câu 9: which / that</w:t>
+      </w:r>
+    </w:p>
+    <w:p>
+      <w:pPr>
+        <w:spacing w:before="60" w:after="120"/>
+      </w:pPr>
+      <w:r>
+        <w:rPr>
+          <w:color w:val="000000"/>
+        </w:rPr>
+        <w:t>Câu 10: whom</w:t>
+      </w:r>
+    </w:p>
+    <w:p>
+      <w:pPr>
+        <w:spacing w:before="240" w:after="60"/>
+        <w:keepNext/>
+      </w:pPr>
+      <w:r>
+        <w:rPr>
+          <w:color w:val="000000"/>
           <w:b/>
         </w:rPr>
-        <w:t xml:space="preserve">PHẦN 3: 1. I met a woman who designs bridges.; 2. The laptop which/that I bought yesterday is very fast.; 3. That is the boy whose father is a pilot.; 4. We visited the town where my mother grew up.; 5. I remember the evening when we heard the news.; 6. She explained the reason why she changed her plan.; 7. The teacher praised the students who worked hard.; 8. The museum which/that we visited on Sunday was crowded.; 9. The doctor whom/who/that I spoke to was kind.; 10. This is the restaurant where we had our party.</w:t>
-      </w:r>
-    </w:p>
-    <w:p>
-      <w:r>
-        <w:rPr>
+        <w:t>PHẦN 2</w:t>
+      </w:r>
+    </w:p>
+    <w:p>
+      <w:pPr>
+        <w:spacing w:before="60" w:after="120"/>
+      </w:pPr>
+      <w:r>
+        <w:rPr>
+          <w:color w:val="000000"/>
+        </w:rPr>
+        <w:t>Câu 1: where</w:t>
+      </w:r>
+    </w:p>
+    <w:p>
+      <w:pPr>
+        <w:spacing w:before="60" w:after="120"/>
+      </w:pPr>
+      <w:r>
+        <w:rPr>
+          <w:color w:val="000000"/>
+        </w:rPr>
+        <w:t>Câu 2: when</w:t>
+      </w:r>
+    </w:p>
+    <w:p>
+      <w:pPr>
+        <w:spacing w:before="60" w:after="120"/>
+      </w:pPr>
+      <w:r>
+        <w:rPr>
+          <w:color w:val="000000"/>
+        </w:rPr>
+        <w:t>Câu 3: why</w:t>
+      </w:r>
+    </w:p>
+    <w:p>
+      <w:pPr>
+        <w:spacing w:before="60" w:after="120"/>
+      </w:pPr>
+      <w:r>
+        <w:rPr>
+          <w:color w:val="000000"/>
+        </w:rPr>
+        <w:t>Câu 4: when</w:t>
+      </w:r>
+    </w:p>
+    <w:p>
+      <w:pPr>
+        <w:spacing w:before="60" w:after="120"/>
+      </w:pPr>
+      <w:r>
+        <w:rPr>
+          <w:color w:val="000000"/>
+        </w:rPr>
+        <w:t>Câu 5: where</w:t>
+      </w:r>
+    </w:p>
+    <w:p>
+      <w:pPr>
+        <w:spacing w:before="60" w:after="120"/>
+      </w:pPr>
+      <w:r>
+        <w:rPr>
+          <w:color w:val="000000"/>
+        </w:rPr>
+        <w:t>Câu 6: when</w:t>
+      </w:r>
+    </w:p>
+    <w:p>
+      <w:pPr>
+        <w:spacing w:before="60" w:after="120"/>
+      </w:pPr>
+      <w:r>
+        <w:rPr>
+          <w:color w:val="000000"/>
+        </w:rPr>
+        <w:t>Câu 7: why</w:t>
+      </w:r>
+    </w:p>
+    <w:p>
+      <w:pPr>
+        <w:spacing w:before="60" w:after="120"/>
+      </w:pPr>
+      <w:r>
+        <w:rPr>
+          <w:color w:val="000000"/>
+        </w:rPr>
+        <w:t>Câu 8: where</w:t>
+      </w:r>
+    </w:p>
+    <w:p>
+      <w:pPr>
+        <w:spacing w:before="60" w:after="120"/>
+      </w:pPr>
+      <w:r>
+        <w:rPr>
+          <w:color w:val="000000"/>
+        </w:rPr>
+        <w:t>Câu 9: when</w:t>
+      </w:r>
+    </w:p>
+    <w:p>
+      <w:pPr>
+        <w:spacing w:before="60" w:after="120"/>
+      </w:pPr>
+      <w:r>
+        <w:rPr>
+          <w:color w:val="000000"/>
+        </w:rPr>
+        <w:t>Câu 10: where</w:t>
+      </w:r>
+    </w:p>
+    <w:p>
+      <w:pPr>
+        <w:spacing w:before="240" w:after="60"/>
+        <w:keepNext/>
+      </w:pPr>
+      <w:r>
+        <w:rPr>
+          <w:color w:val="000000"/>
           <w:b/>
         </w:rPr>
-        <w:t xml:space="preserve">PHẦN 4: 1. My brother, who lives in Da Nang, is an engineer.; 2. Hanoi, which is the capital of Vietnam, is very busy.; 3. Students who finish early may leave.; 4. Mr. Long, who is our new principal, spoke at the meeting.; 5. The book that is on the table is mine.; 6. Ha Long Bay, which attracts many tourists, is beautiful.; 7. People who exercise regularly are often healthier.; 8. My car, which I bought last year, has broken down.; 9. The café where we first met has closed.; 10. Lan's father, who is a doctor, works at this hospital.</w:t>
-      </w:r>
-    </w:p>
-    <w:p>
-      <w:r>
-        <w:rPr>
+        <w:t>PHẦN 3</w:t>
+      </w:r>
+    </w:p>
+    <w:p>
+      <w:pPr>
+        <w:spacing w:before="60" w:after="120"/>
+      </w:pPr>
+      <w:r>
+        <w:rPr>
+          <w:color w:val="000000"/>
+        </w:rPr>
+        <w:t>Câu 1: I met a woman who designs bridges.</w:t>
+      </w:r>
+    </w:p>
+    <w:p>
+      <w:pPr>
+        <w:spacing w:before="60" w:after="120"/>
+      </w:pPr>
+      <w:r>
+        <w:rPr>
+          <w:color w:val="000000"/>
+        </w:rPr>
+        <w:t>Câu 2: The laptop which/that I bought yesterday is very fast.</w:t>
+      </w:r>
+    </w:p>
+    <w:p>
+      <w:pPr>
+        <w:spacing w:before="60" w:after="120"/>
+      </w:pPr>
+      <w:r>
+        <w:rPr>
+          <w:color w:val="000000"/>
+        </w:rPr>
+        <w:t>Câu 3: That is the boy whose father is a pilot.</w:t>
+      </w:r>
+    </w:p>
+    <w:p>
+      <w:pPr>
+        <w:spacing w:before="60" w:after="120"/>
+      </w:pPr>
+      <w:r>
+        <w:rPr>
+          <w:color w:val="000000"/>
+        </w:rPr>
+        <w:t>Câu 4: We visited the town where my mother grew up.</w:t>
+      </w:r>
+    </w:p>
+    <w:p>
+      <w:pPr>
+        <w:spacing w:before="60" w:after="120"/>
+      </w:pPr>
+      <w:r>
+        <w:rPr>
+          <w:color w:val="000000"/>
+        </w:rPr>
+        <w:t>Câu 5: I remember the evening when we heard the news.</w:t>
+      </w:r>
+    </w:p>
+    <w:p>
+      <w:pPr>
+        <w:spacing w:before="60" w:after="120"/>
+      </w:pPr>
+      <w:r>
+        <w:rPr>
+          <w:color w:val="000000"/>
+        </w:rPr>
+        <w:t>Câu 6: She explained the reason why she changed her plan.</w:t>
+      </w:r>
+    </w:p>
+    <w:p>
+      <w:pPr>
+        <w:spacing w:before="60" w:after="120"/>
+      </w:pPr>
+      <w:r>
+        <w:rPr>
+          <w:color w:val="000000"/>
+        </w:rPr>
+        <w:t>Câu 7: The teacher praised the students who worked hard.</w:t>
+      </w:r>
+    </w:p>
+    <w:p>
+      <w:pPr>
+        <w:spacing w:before="60" w:after="120"/>
+      </w:pPr>
+      <w:r>
+        <w:rPr>
+          <w:color w:val="000000"/>
+        </w:rPr>
+        <w:t>Câu 8: The museum which/that we visited on Sunday was crowded.</w:t>
+      </w:r>
+    </w:p>
+    <w:p>
+      <w:pPr>
+        <w:spacing w:before="60" w:after="120"/>
+      </w:pPr>
+      <w:r>
+        <w:rPr>
+          <w:color w:val="000000"/>
+        </w:rPr>
+        <w:t>Câu 9: The doctor whom/who/that I spoke to was kind.</w:t>
+      </w:r>
+    </w:p>
+    <w:p>
+      <w:pPr>
+        <w:spacing w:before="60" w:after="120"/>
+      </w:pPr>
+      <w:r>
+        <w:rPr>
+          <w:color w:val="000000"/>
+        </w:rPr>
+        <w:t>Câu 10: This is the restaurant where we had our party.</w:t>
+      </w:r>
+    </w:p>
+    <w:p>
+      <w:pPr>
+        <w:spacing w:before="240" w:after="60"/>
+        <w:keepNext/>
+      </w:pPr>
+      <w:r>
+        <w:rPr>
+          <w:color w:val="000000"/>
           <w:b/>
         </w:rPr>
-        <w:t xml:space="preserve">PHẦN 5: 1. The man standing at the gate is my uncle.; 2. The books published last year sold well.; 3. The first student to finish will win.; 4. People living near the coast should prepare.; 5. The bridge damaged in the storm is closed.; 6. Lan was the only person to answer correctly.; 7. The woman wearing a blue coat is our guide.; 8. The meals served here are vegetarian.; 9. I have several emails to answer.; 10. Students wishing to join should sign here.</w:t>
-      </w:r>
-    </w:p>
-    <w:p>
-      <w:r>
-        <w:rPr>
+        <w:t>PHẦN 4</w:t>
+      </w:r>
+    </w:p>
+    <w:p>
+      <w:pPr>
+        <w:spacing w:before="60" w:after="120"/>
+      </w:pPr>
+      <w:r>
+        <w:rPr>
+          <w:color w:val="000000"/>
+        </w:rPr>
+        <w:t>Câu 1: My brother, who lives in Da Nang, is an engineer.</w:t>
+      </w:r>
+    </w:p>
+    <w:p>
+      <w:pPr>
+        <w:spacing w:before="60" w:after="120"/>
+      </w:pPr>
+      <w:r>
+        <w:rPr>
+          <w:color w:val="000000"/>
+        </w:rPr>
+        <w:t>Câu 2: Hanoi, which is the capital of Vietnam, is very busy.</w:t>
+      </w:r>
+    </w:p>
+    <w:p>
+      <w:pPr>
+        <w:spacing w:before="60" w:after="120"/>
+      </w:pPr>
+      <w:r>
+        <w:rPr>
+          <w:color w:val="000000"/>
+        </w:rPr>
+        <w:t>Câu 3: Students who finish early may leave.</w:t>
+      </w:r>
+    </w:p>
+    <w:p>
+      <w:pPr>
+        <w:spacing w:before="60" w:after="120"/>
+      </w:pPr>
+      <w:r>
+        <w:rPr>
+          <w:color w:val="000000"/>
+        </w:rPr>
+        <w:t>Câu 4: Mr. Long, who is our new principal, spoke at the meeting.</w:t>
+      </w:r>
+    </w:p>
+    <w:p>
+      <w:pPr>
+        <w:spacing w:before="60" w:after="120"/>
+      </w:pPr>
+      <w:r>
+        <w:rPr>
+          <w:color w:val="000000"/>
+        </w:rPr>
+        <w:t>Câu 5: The book that is on the table is mine.</w:t>
+      </w:r>
+    </w:p>
+    <w:p>
+      <w:pPr>
+        <w:spacing w:before="60" w:after="120"/>
+      </w:pPr>
+      <w:r>
+        <w:rPr>
+          <w:color w:val="000000"/>
+        </w:rPr>
+        <w:t>Câu 6: Ha Long Bay, which attracts many tourists, is beautiful.</w:t>
+      </w:r>
+    </w:p>
+    <w:p>
+      <w:pPr>
+        <w:spacing w:before="60" w:after="120"/>
+      </w:pPr>
+      <w:r>
+        <w:rPr>
+          <w:color w:val="000000"/>
+        </w:rPr>
+        <w:t>Câu 7: People who exercise regularly are often healthier.</w:t>
+      </w:r>
+    </w:p>
+    <w:p>
+      <w:pPr>
+        <w:spacing w:before="60" w:after="120"/>
+      </w:pPr>
+      <w:r>
+        <w:rPr>
+          <w:color w:val="000000"/>
+        </w:rPr>
+        <w:t>Câu 8: My car, which I bought last year, has broken down.</w:t>
+      </w:r>
+    </w:p>
+    <w:p>
+      <w:pPr>
+        <w:spacing w:before="60" w:after="120"/>
+      </w:pPr>
+      <w:r>
+        <w:rPr>
+          <w:color w:val="000000"/>
+        </w:rPr>
+        <w:t>Câu 9: The café where we first met has closed.</w:t>
+      </w:r>
+    </w:p>
+    <w:p>
+      <w:pPr>
+        <w:spacing w:before="60" w:after="120"/>
+      </w:pPr>
+      <w:r>
+        <w:rPr>
+          <w:color w:val="000000"/>
+        </w:rPr>
+        <w:t>Câu 10: Lan's father, who is a doctor, works at this hospital.</w:t>
+      </w:r>
+    </w:p>
+    <w:p>
+      <w:pPr>
+        <w:spacing w:before="240" w:after="60"/>
+        <w:keepNext/>
+      </w:pPr>
+      <w:r>
+        <w:rPr>
+          <w:color w:val="000000"/>
           <w:b/>
         </w:rPr>
-        <w:t xml:space="preserve">PHẦN 6: 1. The man who/that lives here is a pilot.; 2. The book which/that I bought is new.; 3. The girl whose father is a teacher is Lan.; 4. This is the park where we exercise.; 5. I remember the place where we met.; 6. Hanoi, which is the capital, is busy.; 7. My brother, who lives in Hue, is a doctor.; 8. The people living next door are friendly.; 9. The car repaired yesterday is mine.; 10. Lan was the first student to finish.</w:t>
-      </w:r>
-    </w:p>
-    <w:p>
-      <w:r>
-        <w:rPr>
+        <w:t>PHẦN 5</w:t>
+      </w:r>
+    </w:p>
+    <w:p>
+      <w:pPr>
+        <w:spacing w:before="60" w:after="120"/>
+      </w:pPr>
+      <w:r>
+        <w:rPr>
+          <w:color w:val="000000"/>
+        </w:rPr>
+        <w:t>Câu 1: The man standing at the gate is my uncle.</w:t>
+      </w:r>
+    </w:p>
+    <w:p>
+      <w:pPr>
+        <w:spacing w:before="60" w:after="120"/>
+      </w:pPr>
+      <w:r>
+        <w:rPr>
+          <w:color w:val="000000"/>
+        </w:rPr>
+        <w:t>Câu 2: The books published last year sold well.</w:t>
+      </w:r>
+    </w:p>
+    <w:p>
+      <w:pPr>
+        <w:spacing w:before="60" w:after="120"/>
+      </w:pPr>
+      <w:r>
+        <w:rPr>
+          <w:color w:val="000000"/>
+        </w:rPr>
+        <w:t>Câu 3: The first student to finish will win.</w:t>
+      </w:r>
+    </w:p>
+    <w:p>
+      <w:pPr>
+        <w:spacing w:before="60" w:after="120"/>
+      </w:pPr>
+      <w:r>
+        <w:rPr>
+          <w:color w:val="000000"/>
+        </w:rPr>
+        <w:t>Câu 4: People living near the coast should prepare.</w:t>
+      </w:r>
+    </w:p>
+    <w:p>
+      <w:pPr>
+        <w:spacing w:before="60" w:after="120"/>
+      </w:pPr>
+      <w:r>
+        <w:rPr>
+          <w:color w:val="000000"/>
+        </w:rPr>
+        <w:t>Câu 5: The bridge damaged in the storm is closed.</w:t>
+      </w:r>
+    </w:p>
+    <w:p>
+      <w:pPr>
+        <w:spacing w:before="60" w:after="120"/>
+      </w:pPr>
+      <w:r>
+        <w:rPr>
+          <w:color w:val="000000"/>
+        </w:rPr>
+        <w:t>Câu 6: Lan was the only person to answer correctly.</w:t>
+      </w:r>
+    </w:p>
+    <w:p>
+      <w:pPr>
+        <w:spacing w:before="60" w:after="120"/>
+      </w:pPr>
+      <w:r>
+        <w:rPr>
+          <w:color w:val="000000"/>
+        </w:rPr>
+        <w:t>Câu 7: The woman wearing a blue coat is our guide.</w:t>
+      </w:r>
+    </w:p>
+    <w:p>
+      <w:pPr>
+        <w:spacing w:before="60" w:after="120"/>
+      </w:pPr>
+      <w:r>
+        <w:rPr>
+          <w:color w:val="000000"/>
+        </w:rPr>
+        <w:t>Câu 8: The meals served here are vegetarian.</w:t>
+      </w:r>
+    </w:p>
+    <w:p>
+      <w:pPr>
+        <w:spacing w:before="60" w:after="120"/>
+      </w:pPr>
+      <w:r>
+        <w:rPr>
+          <w:color w:val="000000"/>
+        </w:rPr>
+        <w:t>Câu 9: I have several emails to answer.</w:t>
+      </w:r>
+    </w:p>
+    <w:p>
+      <w:pPr>
+        <w:spacing w:before="60" w:after="120"/>
+      </w:pPr>
+      <w:r>
+        <w:rPr>
+          <w:color w:val="000000"/>
+        </w:rPr>
+        <w:t>Câu 10: Students wishing to join should sign here.</w:t>
+      </w:r>
+    </w:p>
+    <w:p>
+      <w:pPr>
+        <w:spacing w:before="240" w:after="60"/>
+        <w:keepNext/>
+      </w:pPr>
+      <w:r>
+        <w:rPr>
+          <w:color w:val="000000"/>
           <w:b/>
         </w:rPr>
-        <w:t xml:space="preserve">PHẦN 7: Có thể lược bỏ ở câu 1, 3, 4, 6, 8, 9; không thể lược bỏ ở câu 2, 5, 7, 10.</w:t>
-      </w:r>
-    </w:p>
-    <w:p>
-      <w:r>
-        <w:rPr>
+        <w:t>PHẦN 6</w:t>
+      </w:r>
+    </w:p>
+    <w:p>
+      <w:pPr>
+        <w:spacing w:before="60" w:after="120"/>
+      </w:pPr>
+      <w:r>
+        <w:rPr>
+          <w:color w:val="000000"/>
+        </w:rPr>
+        <w:t>Câu 1: The man who/that lives here is a pilot.</w:t>
+      </w:r>
+    </w:p>
+    <w:p>
+      <w:pPr>
+        <w:spacing w:before="60" w:after="120"/>
+      </w:pPr>
+      <w:r>
+        <w:rPr>
+          <w:color w:val="000000"/>
+        </w:rPr>
+        <w:t>Câu 2: The book which/that I bought is new.</w:t>
+      </w:r>
+    </w:p>
+    <w:p>
+      <w:pPr>
+        <w:spacing w:before="60" w:after="120"/>
+      </w:pPr>
+      <w:r>
+        <w:rPr>
+          <w:color w:val="000000"/>
+        </w:rPr>
+        <w:t>Câu 3: The girl whose father is a teacher is Lan.</w:t>
+      </w:r>
+    </w:p>
+    <w:p>
+      <w:pPr>
+        <w:spacing w:before="60" w:after="120"/>
+      </w:pPr>
+      <w:r>
+        <w:rPr>
+          <w:color w:val="000000"/>
+        </w:rPr>
+        <w:t>Câu 4: This is the park where we exercise.</w:t>
+      </w:r>
+    </w:p>
+    <w:p>
+      <w:pPr>
+        <w:spacing w:before="60" w:after="120"/>
+      </w:pPr>
+      <w:r>
+        <w:rPr>
+          <w:color w:val="000000"/>
+        </w:rPr>
+        <w:t>Câu 5: I remember the place where we met.</w:t>
+      </w:r>
+    </w:p>
+    <w:p>
+      <w:pPr>
+        <w:spacing w:before="60" w:after="120"/>
+      </w:pPr>
+      <w:r>
+        <w:rPr>
+          <w:color w:val="000000"/>
+        </w:rPr>
+        <w:t>Câu 6: Hanoi, which is the capital, is busy.</w:t>
+      </w:r>
+    </w:p>
+    <w:p>
+      <w:pPr>
+        <w:spacing w:before="60" w:after="120"/>
+      </w:pPr>
+      <w:r>
+        <w:rPr>
+          <w:color w:val="000000"/>
+        </w:rPr>
+        <w:t>Câu 7: My brother, who lives in Hue, is a doctor.</w:t>
+      </w:r>
+    </w:p>
+    <w:p>
+      <w:pPr>
+        <w:spacing w:before="60" w:after="120"/>
+      </w:pPr>
+      <w:r>
+        <w:rPr>
+          <w:color w:val="000000"/>
+        </w:rPr>
+        <w:t>Câu 8: The people living next door are friendly.</w:t>
+      </w:r>
+    </w:p>
+    <w:p>
+      <w:pPr>
+        <w:spacing w:before="60" w:after="120"/>
+      </w:pPr>
+      <w:r>
+        <w:rPr>
+          <w:color w:val="000000"/>
+        </w:rPr>
+        <w:t>Câu 9: The car repaired yesterday is mine.</w:t>
+      </w:r>
+    </w:p>
+    <w:p>
+      <w:pPr>
+        <w:spacing w:before="60" w:after="120"/>
+      </w:pPr>
+      <w:r>
+        <w:rPr>
+          <w:color w:val="000000"/>
+        </w:rPr>
+        <w:t>Câu 10: Lan was the first student to finish.</w:t>
+      </w:r>
+    </w:p>
+    <w:p>
+      <w:pPr>
+        <w:spacing w:before="240" w:after="60"/>
+        <w:keepNext/>
+      </w:pPr>
+      <w:r>
+        <w:rPr>
+          <w:color w:val="000000"/>
           <w:b/>
         </w:rPr>
-        <w:t xml:space="preserve">PHẦN 8: 1 The woman who lives next door is a doctor. 2 This is the book which/that I bought. 3 I know a girl whose father is a pilot. 4 This is the place where we met. 5 I remember the day when we graduated. 6 Hanoi, which is the capital of Vietnam, is very busy. 7 Students who work hard will improve. 8 The car stolen yesterday has been found. 9 Lan was the first person to arrive. 10 I do not know the reason why he left.</w:t>
-      </w:r>
-    </w:p>
-    <w:p>
-      <w:r>
-        <w:rPr>
+        <w:t>PHẦN 7</w:t>
+      </w:r>
+    </w:p>
+    <w:p>
+      <w:pPr>
+        <w:spacing w:before="60" w:after="120"/>
+      </w:pPr>
+      <w:r>
+        <w:rPr>
+          <w:color w:val="000000"/>
+        </w:rPr>
+        <w:t>Câu 1: Có thể lược bỏ: The book I bought is useful.</w:t>
+      </w:r>
+    </w:p>
+    <w:p>
+      <w:pPr>
+        <w:spacing w:before="60" w:after="120"/>
+      </w:pPr>
+      <w:r>
+        <w:rPr>
+          <w:color w:val="000000"/>
+        </w:rPr>
+        <w:t>Câu 2: Không thể lược bỏ who: The man who lives here is friendly.</w:t>
+      </w:r>
+    </w:p>
+    <w:p>
+      <w:pPr>
+        <w:spacing w:before="60" w:after="120"/>
+      </w:pPr>
+      <w:r>
+        <w:rPr>
+          <w:color w:val="000000"/>
+        </w:rPr>
+        <w:t>Câu 3: Có thể lược bỏ: The film we watched was long.</w:t>
+      </w:r>
+    </w:p>
+    <w:p>
+      <w:pPr>
+        <w:spacing w:before="60" w:after="120"/>
+      </w:pPr>
+      <w:r>
+        <w:rPr>
+          <w:color w:val="000000"/>
+        </w:rPr>
+        <w:t>Câu 4: Có thể lược bỏ: The student the teacher praised smiled.</w:t>
+      </w:r>
+    </w:p>
+    <w:p>
+      <w:pPr>
+        <w:spacing w:before="60" w:after="120"/>
+      </w:pPr>
+      <w:r>
+        <w:rPr>
+          <w:color w:val="000000"/>
+        </w:rPr>
+        <w:t>Câu 5: Không thể lược bỏ which: The phone which is ringing is mine.</w:t>
+      </w:r>
+    </w:p>
+    <w:p>
+      <w:pPr>
+        <w:spacing w:before="60" w:after="120"/>
+      </w:pPr>
+      <w:r>
+        <w:rPr>
+          <w:color w:val="000000"/>
+        </w:rPr>
+        <w:t>Câu 6: Có thể lược bỏ: The meal Lan cooked was delicious.</w:t>
+      </w:r>
+    </w:p>
+    <w:p>
+      <w:pPr>
+        <w:spacing w:before="60" w:after="120"/>
+      </w:pPr>
+      <w:r>
+        <w:rPr>
+          <w:color w:val="000000"/>
+        </w:rPr>
+        <w:t>Câu 7: Không thể lược bỏ who: The woman who called you is my aunt.</w:t>
+      </w:r>
+    </w:p>
+    <w:p>
+      <w:pPr>
+        <w:spacing w:before="60" w:after="120"/>
+      </w:pPr>
+      <w:r>
+        <w:rPr>
+          <w:color w:val="000000"/>
+        </w:rPr>
+        <w:t>Câu 8: Có thể lược bỏ: The bag I lost was new.</w:t>
+      </w:r>
+    </w:p>
+    <w:p>
+      <w:pPr>
+        <w:spacing w:before="60" w:after="120"/>
+      </w:pPr>
+      <w:r>
+        <w:rPr>
+          <w:color w:val="000000"/>
+        </w:rPr>
+        <w:t>Câu 9: Có thể lược bỏ: The car Nam drives is electric.</w:t>
+      </w:r>
+    </w:p>
+    <w:p>
+      <w:pPr>
+        <w:spacing w:before="60" w:after="120"/>
+      </w:pPr>
+      <w:r>
+        <w:rPr>
+          <w:color w:val="000000"/>
+        </w:rPr>
+        <w:t>Câu 10: Không thể lược bỏ who: The people who work here are helpful.</w:t>
+      </w:r>
+    </w:p>
+    <w:p>
+      <w:pPr>
+        <w:spacing w:before="240" w:after="60"/>
+        <w:keepNext/>
+      </w:pPr>
+      <w:r>
+        <w:rPr>
+          <w:color w:val="000000"/>
           <w:b/>
         </w:rPr>
-        <w:t xml:space="preserve">PHẦN 9: 1. Beside the town library. 2. The volunteers who work there. 3. Art lessons are held there. 4. Ms Lan's. 5. Online.</w:t>
-      </w:r>
-    </w:p>
-    <w:p>
-      <w:r>
-        <w:rPr>
+        <w:t>PHẦN 8</w:t>
+      </w:r>
+    </w:p>
+    <w:p>
+      <w:pPr>
+        <w:spacing w:before="60" w:after="120"/>
+      </w:pPr>
+      <w:r>
+        <w:rPr>
+          <w:color w:val="000000"/>
+        </w:rPr>
+        <w:t>Câu 1: The woman who lives next door is a doctor.</w:t>
+      </w:r>
+    </w:p>
+    <w:p>
+      <w:pPr>
+        <w:spacing w:before="60" w:after="120"/>
+      </w:pPr>
+      <w:r>
+        <w:rPr>
+          <w:color w:val="000000"/>
+        </w:rPr>
+        <w:t>Câu 2: This is the book which/that I bought.</w:t>
+      </w:r>
+    </w:p>
+    <w:p>
+      <w:pPr>
+        <w:spacing w:before="60" w:after="120"/>
+      </w:pPr>
+      <w:r>
+        <w:rPr>
+          <w:color w:val="000000"/>
+        </w:rPr>
+        <w:t>Câu 3: I know a girl whose father is a pilot.</w:t>
+      </w:r>
+    </w:p>
+    <w:p>
+      <w:pPr>
+        <w:spacing w:before="60" w:after="120"/>
+      </w:pPr>
+      <w:r>
+        <w:rPr>
+          <w:color w:val="000000"/>
+        </w:rPr>
+        <w:t>Câu 4: This is the place where we met.</w:t>
+      </w:r>
+    </w:p>
+    <w:p>
+      <w:pPr>
+        <w:spacing w:before="60" w:after="120"/>
+      </w:pPr>
+      <w:r>
+        <w:rPr>
+          <w:color w:val="000000"/>
+        </w:rPr>
+        <w:t>Câu 5: I remember the day when we graduated.</w:t>
+      </w:r>
+    </w:p>
+    <w:p>
+      <w:pPr>
+        <w:spacing w:before="60" w:after="120"/>
+      </w:pPr>
+      <w:r>
+        <w:rPr>
+          <w:color w:val="000000"/>
+        </w:rPr>
+        <w:t>Câu 6: Hanoi, which is the capital of Vietnam, is very busy.</w:t>
+      </w:r>
+    </w:p>
+    <w:p>
+      <w:pPr>
+        <w:spacing w:before="60" w:after="120"/>
+      </w:pPr>
+      <w:r>
+        <w:rPr>
+          <w:color w:val="000000"/>
+        </w:rPr>
+        <w:t>Câu 7: Students who work hard will improve.</w:t>
+      </w:r>
+    </w:p>
+    <w:p>
+      <w:pPr>
+        <w:spacing w:before="60" w:after="120"/>
+      </w:pPr>
+      <w:r>
+        <w:rPr>
+          <w:color w:val="000000"/>
+        </w:rPr>
+        <w:t>Câu 8: The car stolen yesterday has been found.</w:t>
+      </w:r>
+    </w:p>
+    <w:p>
+      <w:pPr>
+        <w:spacing w:before="60" w:after="120"/>
+      </w:pPr>
+      <w:r>
+        <w:rPr>
+          <w:color w:val="000000"/>
+        </w:rPr>
+        <w:t>Câu 9: Lan was the first person to arrive.</w:t>
+      </w:r>
+    </w:p>
+    <w:p>
+      <w:pPr>
+        <w:spacing w:before="60" w:after="120"/>
+      </w:pPr>
+      <w:r>
+        <w:rPr>
+          <w:color w:val="000000"/>
+        </w:rPr>
+        <w:t>Câu 10: I do not know the reason why he left.</w:t>
+      </w:r>
+    </w:p>
+    <w:p>
+      <w:pPr>
+        <w:spacing w:before="240" w:after="60"/>
+        <w:keepNext/>
+      </w:pPr>
+      <w:r>
+        <w:rPr>
+          <w:color w:val="000000"/>
           <w:b/>
         </w:rPr>
-        <w:t xml:space="preserve">BÀI VIẾT MẪU (99 từ): The Green House, which is beside our town library, is my favorite community center. The volunteers who work there organize free classes for children and older people. Ms Lan, whose paintings hang in the main hall, teaches art every Saturday. The room where her lessons are held was renovated last month. Students wishing to learn English can join a class led by university volunteers. Sunday is the day when families visit most often. The books donated by local residents are kept in a quiet reading corner. The first visitors to arrive usually help arrange the chairs before activities begin.</w:t>
+        <w:t>PHẦN 9</w:t>
+      </w:r>
+    </w:p>
+    <w:p>
+      <w:pPr>
+        <w:spacing w:before="60" w:after="120"/>
+      </w:pPr>
+      <w:r>
+        <w:rPr>
+          <w:color w:val="000000"/>
+        </w:rPr>
+        <w:t>Câu 1: Beside the town library.</w:t>
+      </w:r>
+    </w:p>
+    <w:p>
+      <w:pPr>
+        <w:spacing w:before="60" w:after="120"/>
+      </w:pPr>
+      <w:r>
+        <w:rPr>
+          <w:color w:val="000000"/>
+        </w:rPr>
+        <w:t>Câu 2: The volunteers who work there.</w:t>
+      </w:r>
+    </w:p>
+    <w:p>
+      <w:pPr>
+        <w:spacing w:before="60" w:after="120"/>
+      </w:pPr>
+      <w:r>
+        <w:rPr>
+          <w:color w:val="000000"/>
+        </w:rPr>
+        <w:t>Câu 3: Art lessons are held there.</w:t>
+      </w:r>
+    </w:p>
+    <w:p>
+      <w:pPr>
+        <w:spacing w:before="60" w:after="120"/>
+      </w:pPr>
+      <w:r>
+        <w:rPr>
+          <w:color w:val="000000"/>
+        </w:rPr>
+        <w:t>Câu 4: Ms Lan's.</w:t>
+      </w:r>
+    </w:p>
+    <w:p>
+      <w:pPr>
+        <w:spacing w:before="60" w:after="120"/>
+      </w:pPr>
+      <w:r>
+        <w:rPr>
+          <w:color w:val="000000"/>
+        </w:rPr>
+        <w:t>Câu 5: Online.</w:t>
+      </w:r>
+    </w:p>
+    <w:p>
+      <w:pPr>
+        <w:spacing w:before="240" w:after="60"/>
+        <w:keepNext/>
+      </w:pPr>
+      <w:r>
+        <w:rPr>
+          <w:color w:val="000000"/>
+          <w:b/>
+        </w:rPr>
+        <w:t>PHẦN 10</w:t>
+      </w:r>
+    </w:p>
+    <w:p>
+      <w:pPr>
+        <w:spacing w:before="240" w:after="60"/>
+        <w:keepNext/>
+      </w:pPr>
+      <w:r>
+        <w:rPr>
+          <w:color w:val="000000"/>
+          <w:b/>
+        </w:rPr>
+        <w:t>Câu trả lời tham khảo</w:t>
+      </w:r>
+    </w:p>
+    <w:p>
+      <w:pPr>
+        <w:spacing w:before="0" w:after="160"/>
+      </w:pPr>
+      <w:r>
+        <w:rPr>
+          <w:color w:val="000000"/>
+        </w:rPr>
+        <w:t>BÀI VIẾT MẪU (99 từ): The Green House, which is beside our town library, is my favorite community center. The volunteers who work there organize free classes for children and older people. Ms Lan, whose paintings hang in the main hall, teaches art every Saturday. The room where her lessons are held was renovated last month. Students wishing to learn English can join a class led by university volunteers. Sunday is the day when families visit most often. The books donated by local residents are kept in a quiet reading corner. The first visitors to arrive usually help arrange the chairs before activities begin.</w:t>
       </w:r>
     </w:p>
     <w:sectPr>
